--- a/src/main/resources/templates/XuatKho/dang-ky-giao-dich-bao-dam-hyundai.docx
+++ b/src/main/resources/templates/XuatKho/dang-ky-giao-dich-bao-dam-hyundai.docx
@@ -3906,11 +3906,11 @@
               <w:tblLook w:val="04A0" w:firstRow="1" w:lastRow="0" w:firstColumn="1" w:lastColumn="0" w:noHBand="0" w:noVBand="1"/>
             </w:tblPr>
             <w:tblGrid>
-              <w:gridCol w:w="937"/>
-              <w:gridCol w:w="3943"/>
-              <w:gridCol w:w="1884"/>
-              <w:gridCol w:w="1443"/>
-              <w:gridCol w:w="1826"/>
+              <w:gridCol w:w="872"/>
+              <w:gridCol w:w="3878"/>
+              <w:gridCol w:w="2144"/>
+              <w:gridCol w:w="1378"/>
+              <w:gridCol w:w="1761"/>
             </w:tblGrid>
             <w:tr>
               <w:trPr>
@@ -4414,7 +4414,7 @@
                       <w:sz w:val="20"/>
                       <w:szCs w:val="20"/>
                     </w:rPr>
-                    <w:t>{{manufacturer}}</w:t>
+                    <w:t>{{manufacturer_code}}</w:t>
                   </w:r>
                 </w:p>
               </w:tc>
@@ -4484,7 +4484,18 @@
                       <w:sz w:val="20"/>
                       <w:szCs w:val="20"/>
                     </w:rPr>
-                    <w:t>Là tài sản bổ sung</w:t>
+                    <w:t xml:space="preserve">Là tài sản </w:t>
+                  </w:r>
+                  <w:r>
+                    <w:rPr>
+                      <w:rFonts w:ascii="Times New Roman" w:hAnsi="Times New Roman"/>
+                      <w:i/>
+                      <w:iCs/>
+                      <w:color w:val="EE0000"/>
+                      <w:sz w:val="20"/>
+                      <w:szCs w:val="20"/>
+                    </w:rPr>
+                    <w:t>rút bớt</w:t>
                   </w:r>
                 </w:p>
               </w:tc>
